--- a/pr-preview/pr-231/probability-basics.docx
+++ b/pr-preview/pr-231/probability-basics.docx
@@ -15,7 +15,7 @@
         <w:pStyle w:val="Date"/>
       </w:pPr>
       <w:r>
-        <w:t xml:space="preserve">Last modified: 2026-10-20 11:40:43 (PDT)</w:t>
+        <w:t xml:space="preserve">Last modified: 2026-10-20 12:26:17 (PDT)</w:t>
       </w:r>
     </w:p>
     <w:bookmarkStart w:id="63" w:name="defining-probabilities"/>
@@ -15927,13 +15927,7 @@
           <m:rPr>
             <m:sty m:val="p"/>
           </m:rPr>
-          <m:t>¬</m:t>
-        </m:r>
-        <m:r>
-          <m:rPr>
-            <m:sty m:val="p"/>
-          </m:rPr>
-          <m:t>+</m:t>
+          <m:t>−</m:t>
         </m:r>
         <m:r>
           <m:rPr>
